--- a/Primer Corte/ENTREGA 1.docx
+++ b/Primer Corte/ENTREGA 1.docx
@@ -302,7 +302,7 @@
         <w:t xml:space="preserve">Desarrollar una aplicación de escritorio mediante </w:t>
       </w:r>
       <w:r>
-        <w:t xml:space="preserve">java script, Python, </w:t>
+        <w:t xml:space="preserve">java script, </w:t>
       </w:r>
       <w:proofErr w:type="spellStart"/>
       <w:r>
@@ -326,206 +326,93 @@
     </w:p>
     <w:p/>
     <w:p>
-      <w:pPr>
+      <w:r>
         <w:rPr>
           <w:b/>
           <w:bCs/>
         </w:rPr>
-      </w:pPr>
-      <w:r>
-        <w:rPr>
-          <w:b/>
-          <w:bCs/>
-        </w:rPr>
-        <w:t>Objetivos Específico</w:t>
-      </w:r>
-      <w:r>
-        <w:rPr>
-          <w:b/>
-          <w:bCs/>
-        </w:rPr>
-        <w:t>s</w:t>
-      </w:r>
-    </w:p>
-    <w:p>
-      <w:pPr>
-        <w:rPr>
-          <w:b/>
-          <w:bCs/>
-        </w:rPr>
-      </w:pPr>
+        <w:t>Objetivos Específicos:</w:t>
+      </w:r>
     </w:p>
     <w:p>
       <w:pPr>
         <w:pStyle w:val="Prrafodelista"/>
         <w:numPr>
           <w:ilvl w:val="0"/>
-          <w:numId w:val="22"/>
-        </w:numPr>
-      </w:pPr>
-      <w:r>
-        <w:rPr>
-          <w:b/>
-          <w:bCs/>
-        </w:rPr>
-        <w:t>Identificar</w:t>
-      </w:r>
-      <w:r>
-        <w:t xml:space="preserve"> los requerimientos funcionales y no funcionales del sistema mediante la recopilación de las necesidades del cliente y su organización en un </w:t>
+          <w:numId w:val="19"/>
+        </w:numPr>
+      </w:pPr>
+      <w:r>
+        <w:t>Identificar y estructurar los requerimientos funcionales y no funcionales del sistema en un Backlog de actividades, priorizando las historias de usuario según las necesidades del cliente, para alimentar el flujo de trabajo inicial del proyecto.</w:t>
+      </w:r>
+    </w:p>
+    <w:p>
+      <w:pPr>
+        <w:pStyle w:val="Prrafodelista"/>
+        <w:numPr>
+          <w:ilvl w:val="0"/>
+          <w:numId w:val="19"/>
+        </w:numPr>
+      </w:pPr>
+      <w:r>
+        <w:t>Diseñar la arquitectura de software y el modelo de base de datos de manera evolutiva, para permitir una integración flexible conforme las distintas tareas del sistema avanzan en su desarrollo.</w:t>
+      </w:r>
+    </w:p>
+    <w:p>
+      <w:pPr>
+        <w:pStyle w:val="Prrafodelista"/>
+        <w:numPr>
+          <w:ilvl w:val="0"/>
+          <w:numId w:val="19"/>
+        </w:numPr>
+      </w:pPr>
+      <w:r>
+        <w:t>Construir los módulos de la aplicación (interfaz gráfica y lógica de negocio) de forma progresiva, gestionando el desarrollo a través de las columnas operativas de un tablero virtual Kanban (</w:t>
       </w:r>
       <w:proofErr w:type="spellStart"/>
       <w:r>
-        <w:rPr>
-          <w:i/>
-          <w:iCs/>
-        </w:rPr>
-        <w:t>Product</w:t>
+        <w:t>To</w:t>
       </w:r>
       <w:proofErr w:type="spellEnd"/>
       <w:r>
-        <w:rPr>
-          <w:i/>
-          <w:iCs/>
-        </w:rPr>
-        <w:t xml:space="preserve"> Backlog</w:t>
-      </w:r>
-      <w:r>
-        <w:t>, con historias de usuario priorizadas según su importancia para el alcance inicial del proyecto.</w:t>
-      </w:r>
-    </w:p>
-    <w:p/>
+        <w:t xml:space="preserve"> Do, In </w:t>
+      </w:r>
+      <w:proofErr w:type="spellStart"/>
+      <w:r>
+        <w:t>Progress</w:t>
+      </w:r>
+      <w:proofErr w:type="spellEnd"/>
+      <w:r>
+        <w:t>), para mantener un control visual y continuo del avance del código.</w:t>
+      </w:r>
+    </w:p>
     <w:p>
       <w:pPr>
         <w:pStyle w:val="Prrafodelista"/>
         <w:numPr>
           <w:ilvl w:val="0"/>
-          <w:numId w:val="22"/>
-        </w:numPr>
-      </w:pPr>
-      <w:r>
-        <w:rPr>
-          <w:b/>
-          <w:bCs/>
-        </w:rPr>
-        <w:t>Diseñar</w:t>
-      </w:r>
-      <w:r>
-        <w:t xml:space="preserve"> la arquitectura de software y el modelo de base de datos del sistema a partir de los requerimientos establecidos, bajo un enfoque evolutivo e incremental que facilite la integración y adaptación de los módulos durante el desarrollo.</w:t>
-      </w:r>
-    </w:p>
-    <w:p/>
-    <w:p>
-      <w:pPr>
-        <w:pStyle w:val="Prrafodelista"/>
-        <w:numPr>
-          <w:ilvl w:val="0"/>
-          <w:numId w:val="22"/>
-        </w:numPr>
-      </w:pPr>
-      <w:r>
-        <w:rPr>
-          <w:b/>
-          <w:bCs/>
-        </w:rPr>
-        <w:t>Desarrollar</w:t>
-      </w:r>
-      <w:r>
-        <w:t xml:space="preserve"> los módulos de la aplicación, integrados por la interfaz gráfica y la lógica de negocio, mediante un enfoque incremental y la gestión de tareas en un tablero Kanban con los estados </w:t>
+          <w:numId w:val="19"/>
+        </w:numPr>
+      </w:pPr>
+      <w:r>
+        <w:t xml:space="preserve">Validar cada módulo o funcionalidad desarrollada ejecutando pruebas de software continuas en la fase de verificación (In </w:t>
       </w:r>
       <w:proofErr w:type="spellStart"/>
       <w:r>
-        <w:rPr>
-          <w:i/>
-          <w:iCs/>
-        </w:rPr>
-        <w:t>To</w:t>
+        <w:t>Review</w:t>
       </w:r>
       <w:proofErr w:type="spellEnd"/>
       <w:r>
-        <w:rPr>
-          <w:i/>
-          <w:iCs/>
-        </w:rPr>
-        <w:t xml:space="preserve"> Do</w:t>
-      </w:r>
-      <w:r>
-        <w:t xml:space="preserve">, </w:t>
-      </w:r>
-      <w:r>
-        <w:rPr>
-          <w:i/>
-          <w:iCs/>
-        </w:rPr>
-        <w:t xml:space="preserve">In </w:t>
-      </w:r>
-      <w:proofErr w:type="spellStart"/>
-      <w:r>
-        <w:rPr>
-          <w:i/>
-          <w:iCs/>
-        </w:rPr>
-        <w:t>Progress</w:t>
-      </w:r>
-      <w:proofErr w:type="spellEnd"/>
-      <w:r>
-        <w:t xml:space="preserve">, </w:t>
-      </w:r>
-      <w:r>
-        <w:rPr>
-          <w:i/>
-          <w:iCs/>
-        </w:rPr>
-        <w:t xml:space="preserve">In </w:t>
-      </w:r>
-      <w:proofErr w:type="spellStart"/>
-      <w:r>
-        <w:rPr>
-          <w:i/>
-          <w:iCs/>
-        </w:rPr>
-        <w:t>Review</w:t>
-      </w:r>
-      <w:proofErr w:type="spellEnd"/>
-      <w:r>
-        <w:t xml:space="preserve"> y </w:t>
-      </w:r>
-      <w:r>
-        <w:rPr>
-          <w:i/>
-          <w:iCs/>
-        </w:rPr>
-        <w:t>Done</w:t>
-      </w:r>
-      <w:r>
-        <w:t>, para el seguimiento visual del avance del proyecto.</w:t>
-      </w:r>
-    </w:p>
-    <w:p/>
-    <w:p>
-      <w:pPr>
-        <w:pStyle w:val="Prrafodelista"/>
-        <w:numPr>
-          <w:ilvl w:val="0"/>
-          <w:numId w:val="22"/>
-        </w:numPr>
-      </w:pPr>
-      <w:r>
-        <w:rPr>
-          <w:b/>
-          <w:bCs/>
-        </w:rPr>
-        <w:t>Validar</w:t>
-      </w:r>
-      <w:r>
-        <w:t xml:space="preserve"> las funcionalidades implementadas mediante pruebas continuas de software y la revisión de los criterios de aceptación, con resultados documentados que permitan comprobar el cumplimiento de los requerimientos y la calidad de la solución.</w:t>
+        <w:t>), con el fin de asegurar que cumplen con los criterios de aceptación antes de dar por terminada la tarea (Done) y ser integrada a la solución final.</w:t>
       </w:r>
     </w:p>
     <w:p>
       <w:pPr>
         <w:pStyle w:val="Ttulo2"/>
       </w:pPr>
-      <w:r>
-        <w:lastRenderedPageBreak/>
+      <w:bookmarkStart w:id="4" w:name="_55l3qzpqifzu" w:colFirst="0" w:colLast="0"/>
+      <w:bookmarkEnd w:id="4"/>
+      <w:r>
         <w:t>2. DESCRIPCIÓN GENERAL</w:t>
       </w:r>
     </w:p>
@@ -533,8 +420,8 @@
       <w:pPr>
         <w:pStyle w:val="Ttulo3"/>
       </w:pPr>
-      <w:bookmarkStart w:id="4" w:name="_6d8hh15bn3yf" w:colFirst="0" w:colLast="0"/>
-      <w:bookmarkEnd w:id="4"/>
+      <w:bookmarkStart w:id="5" w:name="_6d8hh15bn3yf" w:colFirst="0" w:colLast="0"/>
+      <w:bookmarkEnd w:id="5"/>
       <w:r>
         <w:t>2.1 Usuarios del sistema</w:t>
       </w:r>
@@ -569,6 +456,7 @@
           <w:b/>
           <w:bCs/>
         </w:rPr>
+        <w:lastRenderedPageBreak/>
         <w:t>Cajero:</w:t>
       </w:r>
       <w:r>
@@ -579,8 +467,8 @@
       <w:pPr>
         <w:pStyle w:val="Ttulo3"/>
       </w:pPr>
-      <w:bookmarkStart w:id="5" w:name="_n2o3q8s6t8q6" w:colFirst="0" w:colLast="0"/>
-      <w:bookmarkEnd w:id="5"/>
+      <w:bookmarkStart w:id="6" w:name="_n2o3q8s6t8q6" w:colFirst="0" w:colLast="0"/>
+      <w:bookmarkEnd w:id="6"/>
       <w:r>
         <w:t>2.2 Alcance del sistema</w:t>
       </w:r>
@@ -680,8 +568,8 @@
       <w:pPr>
         <w:pStyle w:val="Ttulo2"/>
       </w:pPr>
-      <w:bookmarkStart w:id="6" w:name="_c69boa9hupg" w:colFirst="0" w:colLast="0"/>
-      <w:bookmarkEnd w:id="6"/>
+      <w:bookmarkStart w:id="7" w:name="_c69boa9hupg" w:colFirst="0" w:colLast="0"/>
+      <w:bookmarkEnd w:id="7"/>
       <w:r>
         <w:t>3. REQUISITOS FUNCIONALES</w:t>
       </w:r>
@@ -788,7 +676,6 @@
           <w:b/>
           <w:bCs/>
         </w:rPr>
-        <w:lastRenderedPageBreak/>
         <w:t>RF06: Consulta de Historiales y Registros:</w:t>
       </w:r>
       <w:r>
@@ -825,6 +712,7 @@
           <w:b/>
           <w:bCs/>
         </w:rPr>
+        <w:lastRenderedPageBreak/>
         <w:t>RF08: Gestión de Tarifas:</w:t>
       </w:r>
       <w:r>
@@ -836,8 +724,8 @@
       <w:pPr>
         <w:pStyle w:val="Ttulo2"/>
       </w:pPr>
-      <w:bookmarkStart w:id="7" w:name="_s1kj79hfiajo" w:colFirst="0" w:colLast="0"/>
-      <w:bookmarkEnd w:id="7"/>
+      <w:bookmarkStart w:id="8" w:name="_s1kj79hfiajo" w:colFirst="0" w:colLast="0"/>
+      <w:bookmarkEnd w:id="8"/>
       <w:r>
         <w:t>4. REQUISITOS NO FUNCIONALES</w:t>
       </w:r>
@@ -911,7 +799,18 @@
         <w:t>RNF04: Confiabilidad e Integridad de Datos:</w:t>
       </w:r>
       <w:r>
-        <w:t xml:space="preserve"> El sistema debe utilizar transacciones ACID a través de un SGBD relacional (PostgreSQL) para evitar pérdida de información o inconsistencias en los arqueos de caja.</w:t>
+        <w:t xml:space="preserve"> </w:t>
+      </w:r>
+      <w:r>
+        <w:t>El sistema debe garantizar la integridad y persistencia de la información mediante el uso de escrituras síncronas controladas y manejo de excepciones (try/catch) en la gestión del archivo de almacenamiento local (</w:t>
+      </w:r>
+      <w:proofErr w:type="spellStart"/>
+      <w:r>
+        <w:t>db.json</w:t>
+      </w:r>
+      <w:proofErr w:type="spellEnd"/>
+      <w:r>
+        <w:t>), previniendo la pérdida de datos y asegurando la consistencia en los registros de caja y cobros.</w:t>
       </w:r>
     </w:p>
     <w:p>
@@ -973,15 +872,15 @@
       <w:pPr>
         <w:pStyle w:val="Ttulo2"/>
       </w:pPr>
-      <w:bookmarkStart w:id="8" w:name="_7c5jhkirtgs6" w:colFirst="0" w:colLast="0"/>
-      <w:bookmarkEnd w:id="8"/>
+      <w:bookmarkStart w:id="9" w:name="_7c5jhkirtgs6" w:colFirst="0" w:colLast="0"/>
+      <w:bookmarkEnd w:id="9"/>
       <w:r>
         <w:t>5. CASOS DE USO</w:t>
       </w:r>
     </w:p>
     <w:p>
-      <w:bookmarkStart w:id="9" w:name="_9m0edblukcj7" w:colFirst="0" w:colLast="0"/>
-      <w:bookmarkEnd w:id="9"/>
+      <w:bookmarkStart w:id="10" w:name="_9m0edblukcj7" w:colFirst="0" w:colLast="0"/>
+      <w:bookmarkEnd w:id="10"/>
     </w:p>
     <w:p>
       <w:pPr>
@@ -1044,7 +943,6 @@
           <w:b/>
           <w:bCs/>
         </w:rPr>
-        <w:lastRenderedPageBreak/>
         <w:t>Descripción:</w:t>
       </w:r>
       <w:r>
@@ -1074,6 +972,7 @@
         </w:numPr>
       </w:pPr>
       <w:r>
+        <w:lastRenderedPageBreak/>
         <w:t>El actor inicia la aplicación de escritorio.</w:t>
       </w:r>
     </w:p>
@@ -1418,7 +1317,6 @@
           <w:b/>
           <w:bCs/>
         </w:rPr>
-        <w:lastRenderedPageBreak/>
         <w:t>Descripción:</w:t>
       </w:r>
       <w:r>
@@ -1459,6 +1357,7 @@
         </w:numPr>
       </w:pPr>
       <w:r>
+        <w:lastRenderedPageBreak/>
         <w:t>El Administrador aplica los filtros deseados (por fecha, diario, mensual o por tipo de vehículo).</w:t>
       </w:r>
     </w:p>
@@ -1620,9 +1519,9 @@
           <w:noProof/>
         </w:rPr>
         <w:drawing>
-          <wp:inline distT="0" distB="0" distL="0" distR="0" wp14:anchorId="466A9283" wp14:editId="221B5117">
-            <wp:extent cx="3928533" cy="3350421"/>
-            <wp:effectExtent l="0" t="0" r="0" b="2540"/>
+          <wp:inline distT="0" distB="0" distL="0" distR="0" wp14:anchorId="466A9283" wp14:editId="0A091BC2">
+            <wp:extent cx="3931976" cy="3353358"/>
+            <wp:effectExtent l="0" t="0" r="0" b="0"/>
             <wp:docPr id="1" name="Imagen 1"/>
             <wp:cNvGraphicFramePr>
               <a:graphicFrameLocks xmlns:a="http://schemas.openxmlformats.org/drawingml/2006/main" noChangeAspect="1"/>
@@ -1631,13 +1530,21 @@
               <a:graphicData uri="http://schemas.openxmlformats.org/drawingml/2006/picture">
                 <pic:pic xmlns:pic="http://schemas.openxmlformats.org/drawingml/2006/picture">
                   <pic:nvPicPr>
-                    <pic:cNvPr id="1" name=""/>
+                    <pic:cNvPr id="1" name="Imagen 1"/>
                     <pic:cNvPicPr/>
                   </pic:nvPicPr>
-                  <pic:blipFill rotWithShape="1">
-                    <a:blip r:embed="rId6"/>
-                    <a:srcRect l="3893" t="7611" r="6559" b="6139"/>
-                    <a:stretch/>
+                  <pic:blipFill>
+                    <a:blip r:embed="rId6">
+                      <a:extLst>
+                        <a:ext uri="{28A0092B-C50C-407E-A947-70E740481C1C}">
+                          <a14:useLocalDpi xmlns:a14="http://schemas.microsoft.com/office/drawing/2010/main" val="0"/>
+                        </a:ext>
+                      </a:extLst>
+                    </a:blip>
+                    <a:srcRect t="9871" b="9871"/>
+                    <a:stretch>
+                      <a:fillRect/>
+                    </a:stretch>
                   </pic:blipFill>
                   <pic:spPr bwMode="auto">
                     <a:xfrm>
@@ -3120,95 +3027,6 @@
     </w:lvl>
   </w:abstractNum>
   <w:abstractNum w:abstractNumId="8" w15:restartNumberingAfterBreak="0">
-    <w:nsid w:val="2D17108B"/>
-    <w:multiLevelType w:val="hybridMultilevel"/>
-    <w:tmpl w:val="29589636"/>
-    <w:lvl w:ilvl="0" w:tplc="240A000F">
-      <w:start w:val="1"/>
-      <w:numFmt w:val="decimal"/>
-      <w:lvlText w:val="%1."/>
-      <w:lvlJc w:val="left"/>
-      <w:pPr>
-        <w:ind w:left="720" w:hanging="360"/>
-      </w:pPr>
-      <w:rPr>
-        <w:rFonts w:hint="default"/>
-      </w:rPr>
-    </w:lvl>
-    <w:lvl w:ilvl="1" w:tplc="240A0019" w:tentative="1">
-      <w:start w:val="1"/>
-      <w:numFmt w:val="lowerLetter"/>
-      <w:lvlText w:val="%2."/>
-      <w:lvlJc w:val="left"/>
-      <w:pPr>
-        <w:ind w:left="1440" w:hanging="360"/>
-      </w:pPr>
-    </w:lvl>
-    <w:lvl w:ilvl="2" w:tplc="240A001B" w:tentative="1">
-      <w:start w:val="1"/>
-      <w:numFmt w:val="lowerRoman"/>
-      <w:lvlText w:val="%3."/>
-      <w:lvlJc w:val="right"/>
-      <w:pPr>
-        <w:ind w:left="2160" w:hanging="180"/>
-      </w:pPr>
-    </w:lvl>
-    <w:lvl w:ilvl="3" w:tplc="240A000F" w:tentative="1">
-      <w:start w:val="1"/>
-      <w:numFmt w:val="decimal"/>
-      <w:lvlText w:val="%4."/>
-      <w:lvlJc w:val="left"/>
-      <w:pPr>
-        <w:ind w:left="2880" w:hanging="360"/>
-      </w:pPr>
-    </w:lvl>
-    <w:lvl w:ilvl="4" w:tplc="240A0019" w:tentative="1">
-      <w:start w:val="1"/>
-      <w:numFmt w:val="lowerLetter"/>
-      <w:lvlText w:val="%5."/>
-      <w:lvlJc w:val="left"/>
-      <w:pPr>
-        <w:ind w:left="3600" w:hanging="360"/>
-      </w:pPr>
-    </w:lvl>
-    <w:lvl w:ilvl="5" w:tplc="240A001B" w:tentative="1">
-      <w:start w:val="1"/>
-      <w:numFmt w:val="lowerRoman"/>
-      <w:lvlText w:val="%6."/>
-      <w:lvlJc w:val="right"/>
-      <w:pPr>
-        <w:ind w:left="4320" w:hanging="180"/>
-      </w:pPr>
-    </w:lvl>
-    <w:lvl w:ilvl="6" w:tplc="240A000F" w:tentative="1">
-      <w:start w:val="1"/>
-      <w:numFmt w:val="decimal"/>
-      <w:lvlText w:val="%7."/>
-      <w:lvlJc w:val="left"/>
-      <w:pPr>
-        <w:ind w:left="5040" w:hanging="360"/>
-      </w:pPr>
-    </w:lvl>
-    <w:lvl w:ilvl="7" w:tplc="240A0019" w:tentative="1">
-      <w:start w:val="1"/>
-      <w:numFmt w:val="lowerLetter"/>
-      <w:lvlText w:val="%8."/>
-      <w:lvlJc w:val="left"/>
-      <w:pPr>
-        <w:ind w:left="5760" w:hanging="360"/>
-      </w:pPr>
-    </w:lvl>
-    <w:lvl w:ilvl="8" w:tplc="240A001B" w:tentative="1">
-      <w:start w:val="1"/>
-      <w:numFmt w:val="lowerRoman"/>
-      <w:lvlText w:val="%9."/>
-      <w:lvlJc w:val="right"/>
-      <w:pPr>
-        <w:ind w:left="6480" w:hanging="180"/>
-      </w:pPr>
-    </w:lvl>
-  </w:abstractNum>
-  <w:abstractNum w:abstractNumId="9" w15:restartNumberingAfterBreak="0">
     <w:nsid w:val="36B92415"/>
     <w:multiLevelType w:val="multilevel"/>
     <w:tmpl w:val="F828AE0E"/>
@@ -3429,7 +3247,7 @@
       </w:rPr>
     </w:lvl>
   </w:abstractNum>
-  <w:abstractNum w:abstractNumId="10" w15:restartNumberingAfterBreak="0">
+  <w:abstractNum w:abstractNumId="9" w15:restartNumberingAfterBreak="0">
     <w:nsid w:val="3DA64409"/>
     <w:multiLevelType w:val="multilevel"/>
     <w:tmpl w:val="228CB184"/>
@@ -3578,7 +3396,7 @@
       </w:rPr>
     </w:lvl>
   </w:abstractNum>
-  <w:abstractNum w:abstractNumId="11" w15:restartNumberingAfterBreak="0">
+  <w:abstractNum w:abstractNumId="10" w15:restartNumberingAfterBreak="0">
     <w:nsid w:val="41EB1027"/>
     <w:multiLevelType w:val="multilevel"/>
     <w:tmpl w:val="6800271A"/>
@@ -3799,7 +3617,7 @@
       </w:rPr>
     </w:lvl>
   </w:abstractNum>
-  <w:abstractNum w:abstractNumId="12" w15:restartNumberingAfterBreak="0">
+  <w:abstractNum w:abstractNumId="11" w15:restartNumberingAfterBreak="0">
     <w:nsid w:val="519C1A79"/>
     <w:multiLevelType w:val="multilevel"/>
     <w:tmpl w:val="84DA1592"/>
@@ -4020,120 +3838,7 @@
       </w:rPr>
     </w:lvl>
   </w:abstractNum>
-  <w:abstractNum w:abstractNumId="13" w15:restartNumberingAfterBreak="0">
-    <w:nsid w:val="62C43DFC"/>
-    <w:multiLevelType w:val="hybridMultilevel"/>
-    <w:tmpl w:val="80F6C314"/>
-    <w:lvl w:ilvl="0" w:tplc="240A0001">
-      <w:start w:val="1"/>
-      <w:numFmt w:val="bullet"/>
-      <w:lvlText w:val=""/>
-      <w:lvlJc w:val="left"/>
-      <w:pPr>
-        <w:ind w:left="720" w:hanging="360"/>
-      </w:pPr>
-      <w:rPr>
-        <w:rFonts w:ascii="Symbol" w:hAnsi="Symbol" w:hint="default"/>
-      </w:rPr>
-    </w:lvl>
-    <w:lvl w:ilvl="1" w:tplc="240A0003" w:tentative="1">
-      <w:start w:val="1"/>
-      <w:numFmt w:val="bullet"/>
-      <w:lvlText w:val="o"/>
-      <w:lvlJc w:val="left"/>
-      <w:pPr>
-        <w:ind w:left="1440" w:hanging="360"/>
-      </w:pPr>
-      <w:rPr>
-        <w:rFonts w:ascii="Courier New" w:hAnsi="Courier New" w:cs="Courier New" w:hint="default"/>
-      </w:rPr>
-    </w:lvl>
-    <w:lvl w:ilvl="2" w:tplc="240A0005" w:tentative="1">
-      <w:start w:val="1"/>
-      <w:numFmt w:val="bullet"/>
-      <w:lvlText w:val=""/>
-      <w:lvlJc w:val="left"/>
-      <w:pPr>
-        <w:ind w:left="2160" w:hanging="360"/>
-      </w:pPr>
-      <w:rPr>
-        <w:rFonts w:ascii="Wingdings" w:hAnsi="Wingdings" w:hint="default"/>
-      </w:rPr>
-    </w:lvl>
-    <w:lvl w:ilvl="3" w:tplc="240A0001" w:tentative="1">
-      <w:start w:val="1"/>
-      <w:numFmt w:val="bullet"/>
-      <w:lvlText w:val=""/>
-      <w:lvlJc w:val="left"/>
-      <w:pPr>
-        <w:ind w:left="2880" w:hanging="360"/>
-      </w:pPr>
-      <w:rPr>
-        <w:rFonts w:ascii="Symbol" w:hAnsi="Symbol" w:hint="default"/>
-      </w:rPr>
-    </w:lvl>
-    <w:lvl w:ilvl="4" w:tplc="240A0003" w:tentative="1">
-      <w:start w:val="1"/>
-      <w:numFmt w:val="bullet"/>
-      <w:lvlText w:val="o"/>
-      <w:lvlJc w:val="left"/>
-      <w:pPr>
-        <w:ind w:left="3600" w:hanging="360"/>
-      </w:pPr>
-      <w:rPr>
-        <w:rFonts w:ascii="Courier New" w:hAnsi="Courier New" w:cs="Courier New" w:hint="default"/>
-      </w:rPr>
-    </w:lvl>
-    <w:lvl w:ilvl="5" w:tplc="240A0005" w:tentative="1">
-      <w:start w:val="1"/>
-      <w:numFmt w:val="bullet"/>
-      <w:lvlText w:val=""/>
-      <w:lvlJc w:val="left"/>
-      <w:pPr>
-        <w:ind w:left="4320" w:hanging="360"/>
-      </w:pPr>
-      <w:rPr>
-        <w:rFonts w:ascii="Wingdings" w:hAnsi="Wingdings" w:hint="default"/>
-      </w:rPr>
-    </w:lvl>
-    <w:lvl w:ilvl="6" w:tplc="240A0001" w:tentative="1">
-      <w:start w:val="1"/>
-      <w:numFmt w:val="bullet"/>
-      <w:lvlText w:val=""/>
-      <w:lvlJc w:val="left"/>
-      <w:pPr>
-        <w:ind w:left="5040" w:hanging="360"/>
-      </w:pPr>
-      <w:rPr>
-        <w:rFonts w:ascii="Symbol" w:hAnsi="Symbol" w:hint="default"/>
-      </w:rPr>
-    </w:lvl>
-    <w:lvl w:ilvl="7" w:tplc="240A0003" w:tentative="1">
-      <w:start w:val="1"/>
-      <w:numFmt w:val="bullet"/>
-      <w:lvlText w:val="o"/>
-      <w:lvlJc w:val="left"/>
-      <w:pPr>
-        <w:ind w:left="5760" w:hanging="360"/>
-      </w:pPr>
-      <w:rPr>
-        <w:rFonts w:ascii="Courier New" w:hAnsi="Courier New" w:cs="Courier New" w:hint="default"/>
-      </w:rPr>
-    </w:lvl>
-    <w:lvl w:ilvl="8" w:tplc="240A0005" w:tentative="1">
-      <w:start w:val="1"/>
-      <w:numFmt w:val="bullet"/>
-      <w:lvlText w:val=""/>
-      <w:lvlJc w:val="left"/>
-      <w:pPr>
-        <w:ind w:left="6480" w:hanging="360"/>
-      </w:pPr>
-      <w:rPr>
-        <w:rFonts w:ascii="Wingdings" w:hAnsi="Wingdings" w:hint="default"/>
-      </w:rPr>
-    </w:lvl>
-  </w:abstractNum>
-  <w:abstractNum w:abstractNumId="14" w15:restartNumberingAfterBreak="0">
+  <w:abstractNum w:abstractNumId="12" w15:restartNumberingAfterBreak="0">
     <w:nsid w:val="6A4E7822"/>
     <w:multiLevelType w:val="multilevel"/>
     <w:tmpl w:val="27100DF2"/>
@@ -4354,120 +4059,7 @@
       </w:rPr>
     </w:lvl>
   </w:abstractNum>
-  <w:abstractNum w:abstractNumId="15" w15:restartNumberingAfterBreak="0">
-    <w:nsid w:val="6D88594D"/>
-    <w:multiLevelType w:val="hybridMultilevel"/>
-    <w:tmpl w:val="5A10694A"/>
-    <w:lvl w:ilvl="0" w:tplc="240A0001">
-      <w:start w:val="1"/>
-      <w:numFmt w:val="bullet"/>
-      <w:lvlText w:val=""/>
-      <w:lvlJc w:val="left"/>
-      <w:pPr>
-        <w:ind w:left="720" w:hanging="360"/>
-      </w:pPr>
-      <w:rPr>
-        <w:rFonts w:ascii="Symbol" w:hAnsi="Symbol" w:hint="default"/>
-      </w:rPr>
-    </w:lvl>
-    <w:lvl w:ilvl="1" w:tplc="240A0003" w:tentative="1">
-      <w:start w:val="1"/>
-      <w:numFmt w:val="bullet"/>
-      <w:lvlText w:val="o"/>
-      <w:lvlJc w:val="left"/>
-      <w:pPr>
-        <w:ind w:left="1440" w:hanging="360"/>
-      </w:pPr>
-      <w:rPr>
-        <w:rFonts w:ascii="Courier New" w:hAnsi="Courier New" w:cs="Courier New" w:hint="default"/>
-      </w:rPr>
-    </w:lvl>
-    <w:lvl w:ilvl="2" w:tplc="240A0005" w:tentative="1">
-      <w:start w:val="1"/>
-      <w:numFmt w:val="bullet"/>
-      <w:lvlText w:val=""/>
-      <w:lvlJc w:val="left"/>
-      <w:pPr>
-        <w:ind w:left="2160" w:hanging="360"/>
-      </w:pPr>
-      <w:rPr>
-        <w:rFonts w:ascii="Wingdings" w:hAnsi="Wingdings" w:hint="default"/>
-      </w:rPr>
-    </w:lvl>
-    <w:lvl w:ilvl="3" w:tplc="240A0001" w:tentative="1">
-      <w:start w:val="1"/>
-      <w:numFmt w:val="bullet"/>
-      <w:lvlText w:val=""/>
-      <w:lvlJc w:val="left"/>
-      <w:pPr>
-        <w:ind w:left="2880" w:hanging="360"/>
-      </w:pPr>
-      <w:rPr>
-        <w:rFonts w:ascii="Symbol" w:hAnsi="Symbol" w:hint="default"/>
-      </w:rPr>
-    </w:lvl>
-    <w:lvl w:ilvl="4" w:tplc="240A0003" w:tentative="1">
-      <w:start w:val="1"/>
-      <w:numFmt w:val="bullet"/>
-      <w:lvlText w:val="o"/>
-      <w:lvlJc w:val="left"/>
-      <w:pPr>
-        <w:ind w:left="3600" w:hanging="360"/>
-      </w:pPr>
-      <w:rPr>
-        <w:rFonts w:ascii="Courier New" w:hAnsi="Courier New" w:cs="Courier New" w:hint="default"/>
-      </w:rPr>
-    </w:lvl>
-    <w:lvl w:ilvl="5" w:tplc="240A0005" w:tentative="1">
-      <w:start w:val="1"/>
-      <w:numFmt w:val="bullet"/>
-      <w:lvlText w:val=""/>
-      <w:lvlJc w:val="left"/>
-      <w:pPr>
-        <w:ind w:left="4320" w:hanging="360"/>
-      </w:pPr>
-      <w:rPr>
-        <w:rFonts w:ascii="Wingdings" w:hAnsi="Wingdings" w:hint="default"/>
-      </w:rPr>
-    </w:lvl>
-    <w:lvl w:ilvl="6" w:tplc="240A0001" w:tentative="1">
-      <w:start w:val="1"/>
-      <w:numFmt w:val="bullet"/>
-      <w:lvlText w:val=""/>
-      <w:lvlJc w:val="left"/>
-      <w:pPr>
-        <w:ind w:left="5040" w:hanging="360"/>
-      </w:pPr>
-      <w:rPr>
-        <w:rFonts w:ascii="Symbol" w:hAnsi="Symbol" w:hint="default"/>
-      </w:rPr>
-    </w:lvl>
-    <w:lvl w:ilvl="7" w:tplc="240A0003" w:tentative="1">
-      <w:start w:val="1"/>
-      <w:numFmt w:val="bullet"/>
-      <w:lvlText w:val="o"/>
-      <w:lvlJc w:val="left"/>
-      <w:pPr>
-        <w:ind w:left="5760" w:hanging="360"/>
-      </w:pPr>
-      <w:rPr>
-        <w:rFonts w:ascii="Courier New" w:hAnsi="Courier New" w:cs="Courier New" w:hint="default"/>
-      </w:rPr>
-    </w:lvl>
-    <w:lvl w:ilvl="8" w:tplc="240A0005" w:tentative="1">
-      <w:start w:val="1"/>
-      <w:numFmt w:val="bullet"/>
-      <w:lvlText w:val=""/>
-      <w:lvlJc w:val="left"/>
-      <w:pPr>
-        <w:ind w:left="6480" w:hanging="360"/>
-      </w:pPr>
-      <w:rPr>
-        <w:rFonts w:ascii="Wingdings" w:hAnsi="Wingdings" w:hint="default"/>
-      </w:rPr>
-    </w:lvl>
-  </w:abstractNum>
-  <w:abstractNum w:abstractNumId="16" w15:restartNumberingAfterBreak="0">
+  <w:abstractNum w:abstractNumId="13" w15:restartNumberingAfterBreak="0">
     <w:nsid w:val="6E4C1FF4"/>
     <w:multiLevelType w:val="multilevel"/>
     <w:tmpl w:val="6800271A"/>
@@ -4688,7 +4280,7 @@
       </w:rPr>
     </w:lvl>
   </w:abstractNum>
-  <w:abstractNum w:abstractNumId="17" w15:restartNumberingAfterBreak="0">
+  <w:abstractNum w:abstractNumId="14" w15:restartNumberingAfterBreak="0">
     <w:nsid w:val="6EFD3C54"/>
     <w:multiLevelType w:val="multilevel"/>
     <w:tmpl w:val="205A6D42"/>
@@ -4909,7 +4501,7 @@
       </w:rPr>
     </w:lvl>
   </w:abstractNum>
-  <w:abstractNum w:abstractNumId="18" w15:restartNumberingAfterBreak="0">
+  <w:abstractNum w:abstractNumId="15" w15:restartNumberingAfterBreak="0">
     <w:nsid w:val="74675DBC"/>
     <w:multiLevelType w:val="multilevel"/>
     <w:tmpl w:val="95545C5A"/>
@@ -5058,7 +4650,7 @@
       </w:rPr>
     </w:lvl>
   </w:abstractNum>
-  <w:abstractNum w:abstractNumId="19" w15:restartNumberingAfterBreak="0">
+  <w:abstractNum w:abstractNumId="16" w15:restartNumberingAfterBreak="0">
     <w:nsid w:val="74E0069E"/>
     <w:multiLevelType w:val="multilevel"/>
     <w:tmpl w:val="F4E0B880"/>
@@ -5207,7 +4799,7 @@
       </w:rPr>
     </w:lvl>
   </w:abstractNum>
-  <w:abstractNum w:abstractNumId="20" w15:restartNumberingAfterBreak="0">
+  <w:abstractNum w:abstractNumId="17" w15:restartNumberingAfterBreak="0">
     <w:nsid w:val="789D7AEA"/>
     <w:multiLevelType w:val="multilevel"/>
     <w:tmpl w:val="6800271A"/>
@@ -5428,7 +5020,7 @@
       </w:rPr>
     </w:lvl>
   </w:abstractNum>
-  <w:abstractNum w:abstractNumId="21" w15:restartNumberingAfterBreak="0">
+  <w:abstractNum w:abstractNumId="18" w15:restartNumberingAfterBreak="0">
     <w:nsid w:val="7B221382"/>
     <w:multiLevelType w:val="multilevel"/>
     <w:tmpl w:val="6800271A"/>
@@ -5650,10 +5242,10 @@
     </w:lvl>
   </w:abstractNum>
   <w:num w:numId="1">
-    <w:abstractNumId w:val="12"/>
+    <w:abstractNumId w:val="11"/>
   </w:num>
   <w:num w:numId="2">
-    <w:abstractNumId w:val="20"/>
+    <w:abstractNumId w:val="17"/>
   </w:num>
   <w:num w:numId="3">
     <w:abstractNumId w:val="7"/>
@@ -5665,55 +5257,46 @@
     <w:abstractNumId w:val="5"/>
   </w:num>
   <w:num w:numId="6">
-    <w:abstractNumId w:val="16"/>
+    <w:abstractNumId w:val="13"/>
   </w:num>
   <w:num w:numId="7">
     <w:abstractNumId w:val="1"/>
   </w:num>
   <w:num w:numId="8">
-    <w:abstractNumId w:val="11"/>
+    <w:abstractNumId w:val="10"/>
   </w:num>
   <w:num w:numId="9">
+    <w:abstractNumId w:val="12"/>
+  </w:num>
+  <w:num w:numId="10">
+    <w:abstractNumId w:val="8"/>
+  </w:num>
+  <w:num w:numId="11">
     <w:abstractNumId w:val="14"/>
   </w:num>
-  <w:num w:numId="10">
-    <w:abstractNumId w:val="9"/>
-  </w:num>
-  <w:num w:numId="11">
-    <w:abstractNumId w:val="17"/>
-  </w:num>
   <w:num w:numId="12">
-    <w:abstractNumId w:val="21"/>
+    <w:abstractNumId w:val="18"/>
   </w:num>
   <w:num w:numId="13">
     <w:abstractNumId w:val="6"/>
   </w:num>
   <w:num w:numId="14">
-    <w:abstractNumId w:val="18"/>
+    <w:abstractNumId w:val="15"/>
   </w:num>
   <w:num w:numId="15">
     <w:abstractNumId w:val="3"/>
   </w:num>
   <w:num w:numId="16">
-    <w:abstractNumId w:val="10"/>
+    <w:abstractNumId w:val="9"/>
   </w:num>
   <w:num w:numId="17">
-    <w:abstractNumId w:val="19"/>
+    <w:abstractNumId w:val="16"/>
   </w:num>
   <w:num w:numId="18">
     <w:abstractNumId w:val="0"/>
   </w:num>
   <w:num w:numId="19">
     <w:abstractNumId w:val="4"/>
-  </w:num>
-  <w:num w:numId="20">
-    <w:abstractNumId w:val="13"/>
-  </w:num>
-  <w:num w:numId="21">
-    <w:abstractNumId w:val="8"/>
-  </w:num>
-  <w:num w:numId="22">
-    <w:abstractNumId w:val="15"/>
   </w:num>
 </w:numbering>
 </file>
@@ -6232,6 +5815,7 @@
   <w:style w:type="character" w:default="1" w:styleId="Fuentedeprrafopredeter">
     <w:name w:val="Default Paragraph Font"/>
     <w:uiPriority w:val="1"/>
+    <w:semiHidden/>
     <w:unhideWhenUsed/>
   </w:style>
   <w:style w:type="table" w:default="1" w:styleId="Tablanormal">
